--- a/Руководство пользователя.docx
+++ b/Руководство пользователя.docx
@@ -662,6 +662,7 @@
           <w:docPartUnique/>
         </w:docPartObj>
       </w:sdtPr>
+      <w:sdtEndPr/>
       <w:sdtContent>
         <w:p>
           <w:pPr>
@@ -3065,13 +3066,7 @@
         <w:rPr>
           <w:lang w:eastAsia="en-US" w:bidi="en-US"/>
         </w:rPr>
-        <w:t xml:space="preserve">В документе представлено руководство пользователя для </w:t>
-      </w:r>
-      <w:r>
-        <w:rPr>
-          <w:lang w:eastAsia="en-US" w:bidi="en-US"/>
-        </w:rPr>
-        <w:t>и</w:t>
+        <w:t>В документе представлено руководство пользователя для и</w:t>
       </w:r>
       <w:r>
         <w:rPr>
@@ -3131,19 +3126,7 @@
         <w:rPr>
           <w:lang w:eastAsia="en-US" w:bidi="en-US"/>
         </w:rPr>
-        <w:t>, описание функций и задач</w:t>
-      </w:r>
-      <w:r>
-        <w:rPr>
-          <w:lang w:eastAsia="en-US" w:bidi="en-US"/>
-        </w:rPr>
-        <w:t xml:space="preserve"> системы</w:t>
-      </w:r>
-      <w:r>
-        <w:rPr>
-          <w:lang w:eastAsia="en-US" w:bidi="en-US"/>
-        </w:rPr>
-        <w:t>, действия в аварийных ситуациях, рекомендации по освоению.</w:t>
+        <w:t>, описание функций и задач системы, действия в аварийных ситуациях, рекомендации по освоению.</w:t>
       </w:r>
     </w:p>
     <w:p>
@@ -3508,13 +3491,7 @@
         <w:rPr>
           <w:lang w:eastAsia="en-US" w:bidi="en-US"/>
         </w:rPr>
-        <w:t>Пользователю необходимо иметь базовые навыки</w:t>
-      </w:r>
-      <w:r>
-        <w:rPr>
-          <w:lang w:eastAsia="en-US" w:bidi="en-US"/>
-        </w:rPr>
-        <w:t xml:space="preserve"> в области программирования на языке </w:t>
+        <w:t xml:space="preserve">Пользователю необходимо иметь базовые навыки в области программирования на языке </w:t>
       </w:r>
       <w:r>
         <w:rPr>
@@ -3526,20 +3503,7 @@
         <w:rPr>
           <w:lang w:eastAsia="en-US" w:bidi="en-US"/>
         </w:rPr>
-        <w:t xml:space="preserve"> и понимать концепцию юнит-тестов. Также требуется владение основами</w:t>
-      </w:r>
-      <w:r>
-        <w:rPr>
-          <w:lang w:eastAsia="en-US" w:bidi="en-US"/>
-        </w:rPr>
-        <w:t xml:space="preserve"> </w:t>
-      </w:r>
-      <w:r>
-        <w:rPr>
-          <w:lang w:eastAsia="en-US" w:bidi="en-US"/>
-        </w:rPr>
-        <w:lastRenderedPageBreak/>
-        <w:t>работы с компьютером: работа с веб-браузером, работа с мышью, управление окнами приложения, работа с кнопками в приложении.</w:t>
+        <w:t xml:space="preserve"> и понимать концепцию юнит-тестов. Также требуется владение основами работы с компьютером: работа с веб-браузером, работа с мышью, управление окнами приложения, работа с кнопками в приложении.</w:t>
       </w:r>
     </w:p>
     <w:p>
@@ -3577,7 +3541,6 @@
           <w:bCs/>
           <w:lang w:eastAsia="en-US" w:bidi="en-US"/>
         </w:rPr>
-        <w:lastRenderedPageBreak/>
         <w:t>Назначение и условия применения</w:t>
       </w:r>
       <w:bookmarkEnd w:id="16"/>
@@ -3944,7 +3907,7 @@
               <w:ind w:firstLine="0"/>
               <w:rPr>
                 <w:rFonts w:eastAsia="Calibri"/>
-                <w:lang w:eastAsia="en-US"/>
+                <w:lang w:val="en-US" w:eastAsia="en-US"/>
               </w:rPr>
             </w:pPr>
             <w:r>
@@ -3959,7 +3922,21 @@
                 <w:rFonts w:eastAsia="Calibri"/>
                 <w:lang w:eastAsia="en-US"/>
               </w:rPr>
-              <w:t xml:space="preserve"> не старше десятой версии</w:t>
+              <w:t xml:space="preserve"> </w:t>
+            </w:r>
+            <w:r>
+              <w:rPr>
+                <w:rFonts w:eastAsia="Calibri"/>
+                <w:lang w:eastAsia="en-US"/>
+              </w:rPr>
+              <w:t xml:space="preserve">10 или выше, </w:t>
+            </w:r>
+            <w:r>
+              <w:rPr>
+                <w:rFonts w:eastAsia="Calibri"/>
+                <w:lang w:val="en-US" w:eastAsia="en-US"/>
+              </w:rPr>
+              <w:t>Linux</w:t>
             </w:r>
           </w:p>
         </w:tc>
@@ -4136,7 +4113,7 @@
                 <w:szCs w:val="24"/>
                 <w:lang w:eastAsia="en-US"/>
               </w:rPr>
-              <w:t>Процессор</w:t>
+              <w:t>Экран</w:t>
             </w:r>
           </w:p>
         </w:tc>
@@ -4165,14 +4142,10 @@
               <w:rPr>
                 <w:color w:val="000000" w:themeColor="text1"/>
               </w:rPr>
-              <w:t>С</w:t>
-            </w:r>
-            <w:r>
-              <w:rPr>
-                <w:color w:val="000000" w:themeColor="text1"/>
-              </w:rPr>
-              <w:t xml:space="preserve"> тактовой частотой не ниже 1.5 ГГц;</w:t>
-            </w:r>
+              <w:t>Не менее 8 дюймов</w:t>
+            </w:r>
+            <w:bookmarkStart w:id="28" w:name="_GoBack"/>
+            <w:bookmarkEnd w:id="28"/>
           </w:p>
         </w:tc>
       </w:tr>
@@ -4250,6 +4223,68 @@
               <w:bottom w:val="single" w:sz="4" w:space="0" w:color="auto"/>
               <w:right w:val="single" w:sz="4" w:space="0" w:color="auto"/>
             </w:tcBorders>
+          </w:tcPr>
+          <w:p>
+            <w:pPr>
+              <w:spacing w:before="0" w:after="160" w:line="256" w:lineRule="auto"/>
+              <w:ind w:firstLine="0"/>
+              <w:rPr>
+                <w:rFonts w:eastAsia="Calibri" w:cs="Times New Roman"/>
+                <w:szCs w:val="24"/>
+                <w:lang w:eastAsia="en-US"/>
+              </w:rPr>
+            </w:pPr>
+            <w:r>
+              <w:rPr>
+                <w:rFonts w:eastAsia="Calibri" w:cs="Times New Roman"/>
+                <w:szCs w:val="24"/>
+                <w:lang w:eastAsia="en-US"/>
+              </w:rPr>
+              <w:t>Клавиатура</w:t>
+            </w:r>
+          </w:p>
+        </w:tc>
+        <w:tc>
+          <w:tcPr>
+            <w:tcW w:w="5939" w:type="dxa"/>
+            <w:tcBorders>
+              <w:top w:val="single" w:sz="4" w:space="0" w:color="auto"/>
+              <w:left w:val="single" w:sz="4" w:space="0" w:color="auto"/>
+              <w:bottom w:val="single" w:sz="4" w:space="0" w:color="auto"/>
+              <w:right w:val="single" w:sz="4" w:space="0" w:color="auto"/>
+            </w:tcBorders>
+          </w:tcPr>
+          <w:p>
+            <w:pPr>
+              <w:spacing w:before="0" w:after="160" w:line="256" w:lineRule="auto"/>
+              <w:ind w:firstLine="0"/>
+              <w:rPr>
+                <w:rFonts w:eastAsia="Calibri" w:cs="Times New Roman"/>
+                <w:szCs w:val="24"/>
+                <w:lang w:eastAsia="en-US"/>
+              </w:rPr>
+            </w:pPr>
+            <w:r>
+              <w:rPr>
+                <w:rFonts w:eastAsia="Calibri" w:cs="Times New Roman"/>
+                <w:szCs w:val="24"/>
+                <w:lang w:eastAsia="en-US"/>
+              </w:rPr>
+              <w:t>+</w:t>
+            </w:r>
+          </w:p>
+        </w:tc>
+      </w:tr>
+      <w:tr>
+        <w:tc>
+          <w:tcPr>
+            <w:tcW w:w="3298" w:type="dxa"/>
+            <w:tcBorders>
+              <w:top w:val="single" w:sz="4" w:space="0" w:color="auto"/>
+              <w:left w:val="single" w:sz="4" w:space="0" w:color="auto"/>
+              <w:bottom w:val="single" w:sz="4" w:space="0" w:color="auto"/>
+              <w:right w:val="single" w:sz="4" w:space="0" w:color="auto"/>
+            </w:tcBorders>
             <w:hideMark/>
           </w:tcPr>
           <w:p>
@@ -4338,21 +4373,20 @@
           <w:lang w:eastAsia="en-US" w:bidi="en-US"/>
         </w:rPr>
       </w:pPr>
-      <w:bookmarkStart w:id="28" w:name="_Toc213683336"/>
-      <w:bookmarkStart w:id="29" w:name="_Toc167667373"/>
-      <w:bookmarkStart w:id="30" w:name="_Toc106427857"/>
+      <w:bookmarkStart w:id="29" w:name="_Toc213683336"/>
+      <w:bookmarkStart w:id="30" w:name="_Toc167667373"/>
+      <w:bookmarkStart w:id="31" w:name="_Toc106427857"/>
       <w:r>
         <w:rPr>
           <w:b/>
           <w:bCs/>
           <w:lang w:eastAsia="en-US" w:bidi="en-US"/>
         </w:rPr>
-        <w:lastRenderedPageBreak/>
         <w:t>Подготовка к работе</w:t>
       </w:r>
-      <w:bookmarkEnd w:id="28"/>
       <w:bookmarkEnd w:id="29"/>
       <w:bookmarkEnd w:id="30"/>
+      <w:bookmarkEnd w:id="31"/>
     </w:p>
     <w:p>
       <w:pPr>
@@ -4363,9 +4397,9 @@
           <w:lang w:eastAsia="en-US" w:bidi="en-US"/>
         </w:rPr>
       </w:pPr>
-      <w:bookmarkStart w:id="31" w:name="_Toc213683337"/>
-      <w:bookmarkStart w:id="32" w:name="_Toc167667375"/>
-      <w:bookmarkStart w:id="33" w:name="_Toc106427859"/>
+      <w:bookmarkStart w:id="32" w:name="_Toc213683337"/>
+      <w:bookmarkStart w:id="33" w:name="_Toc167667375"/>
+      <w:bookmarkStart w:id="34" w:name="_Toc106427859"/>
       <w:r>
         <w:rPr>
           <w:b/>
@@ -4374,9 +4408,9 @@
         </w:rPr>
         <w:t>Порядок загрузки данных программы</w:t>
       </w:r>
-      <w:bookmarkEnd w:id="31"/>
       <w:bookmarkEnd w:id="32"/>
       <w:bookmarkEnd w:id="33"/>
+      <w:bookmarkEnd w:id="34"/>
     </w:p>
     <w:p>
       <w:pPr>
@@ -4442,9 +4476,9 @@
           <w:lang w:eastAsia="en-US" w:bidi="en-US"/>
         </w:rPr>
       </w:pPr>
-      <w:bookmarkStart w:id="34" w:name="_Toc213683338"/>
-      <w:bookmarkStart w:id="35" w:name="_Toc167667376"/>
-      <w:bookmarkStart w:id="36" w:name="_Toc106427860"/>
+      <w:bookmarkStart w:id="35" w:name="_Toc213683338"/>
+      <w:bookmarkStart w:id="36" w:name="_Toc167667376"/>
+      <w:bookmarkStart w:id="37" w:name="_Toc106427860"/>
       <w:r>
         <w:rPr>
           <w:b/>
@@ -4453,9 +4487,9 @@
         </w:rPr>
         <w:t>Порядок проверки работоспособности</w:t>
       </w:r>
-      <w:bookmarkEnd w:id="34"/>
       <w:bookmarkEnd w:id="35"/>
       <w:bookmarkEnd w:id="36"/>
+      <w:bookmarkEnd w:id="37"/>
     </w:p>
     <w:p>
       <w:pPr>
@@ -4540,21 +4574,20 @@
           <w:lang w:eastAsia="en-US" w:bidi="en-US"/>
         </w:rPr>
       </w:pPr>
-      <w:bookmarkStart w:id="37" w:name="_Toc213683339"/>
-      <w:bookmarkStart w:id="38" w:name="_Toc167667377"/>
-      <w:bookmarkStart w:id="39" w:name="_Toc106427861"/>
+      <w:bookmarkStart w:id="38" w:name="_Toc213683339"/>
+      <w:bookmarkStart w:id="39" w:name="_Toc167667377"/>
+      <w:bookmarkStart w:id="40" w:name="_Toc106427861"/>
       <w:r>
         <w:rPr>
           <w:b/>
           <w:bCs/>
           <w:lang w:eastAsia="en-US" w:bidi="en-US"/>
         </w:rPr>
-        <w:lastRenderedPageBreak/>
         <w:t>Описание операций</w:t>
       </w:r>
-      <w:bookmarkEnd w:id="37"/>
       <w:bookmarkEnd w:id="38"/>
       <w:bookmarkEnd w:id="39"/>
+      <w:bookmarkEnd w:id="40"/>
     </w:p>
     <w:p>
       <w:pPr>
@@ -4565,9 +4598,9 @@
           <w:lang w:eastAsia="en-US" w:bidi="en-US"/>
         </w:rPr>
       </w:pPr>
-      <w:bookmarkStart w:id="40" w:name="_Toc213683340"/>
-      <w:bookmarkStart w:id="41" w:name="_Toc167667378"/>
-      <w:bookmarkStart w:id="42" w:name="_Toc106427862"/>
+      <w:bookmarkStart w:id="41" w:name="_Toc213683340"/>
+      <w:bookmarkStart w:id="42" w:name="_Toc167667378"/>
+      <w:bookmarkStart w:id="43" w:name="_Toc106427862"/>
       <w:r>
         <w:rPr>
           <w:b/>
@@ -4576,14 +4609,14 @@
         </w:rPr>
         <w:t>Описание всех выполняемых функций, задач, комплексов задач, процедур</w:t>
       </w:r>
-      <w:bookmarkEnd w:id="40"/>
       <w:bookmarkEnd w:id="41"/>
       <w:bookmarkEnd w:id="42"/>
-    </w:p>
-    <w:p>
-      <w:bookmarkStart w:id="43" w:name="_Toc167667379"/>
-      <w:bookmarkStart w:id="44" w:name="_Toc106427863"/>
-      <w:bookmarkStart w:id="45" w:name="_Toc168610453"/>
+      <w:bookmarkEnd w:id="43"/>
+    </w:p>
+    <w:p>
+      <w:bookmarkStart w:id="44" w:name="_Toc167667379"/>
+      <w:bookmarkStart w:id="45" w:name="_Toc106427863"/>
+      <w:bookmarkStart w:id="46" w:name="_Toc168610453"/>
       <w:r>
         <w:t>Пользователю представлены следующее возможности:</w:t>
       </w:r>
@@ -4689,9 +4722,9 @@
           <w:lang w:eastAsia="en-US" w:bidi="en-US"/>
         </w:rPr>
       </w:pPr>
-      <w:bookmarkStart w:id="46" w:name="_Toc213683341"/>
-      <w:bookmarkEnd w:id="43"/>
+      <w:bookmarkStart w:id="47" w:name="_Toc213683341"/>
       <w:bookmarkEnd w:id="44"/>
+      <w:bookmarkEnd w:id="45"/>
       <w:r>
         <w:rPr>
           <w:b/>
@@ -4700,8 +4733,8 @@
         </w:rPr>
         <w:t>Описание операций технологического процесса обработки данных, необходимых для выполнения функций, комплексов задач, процедур</w:t>
       </w:r>
-      <w:bookmarkEnd w:id="45"/>
       <w:bookmarkEnd w:id="46"/>
+      <w:bookmarkEnd w:id="47"/>
     </w:p>
     <w:p>
       <w:pPr>
@@ -4712,7 +4745,7 @@
           <w:lang w:eastAsia="en-US" w:bidi="en-US"/>
         </w:rPr>
       </w:pPr>
-      <w:bookmarkStart w:id="47" w:name="_Toc213683342"/>
+      <w:bookmarkStart w:id="48" w:name="_Toc213683342"/>
       <w:r>
         <w:rPr>
           <w:b/>
@@ -4721,7 +4754,7 @@
         </w:rPr>
         <w:t xml:space="preserve">Функция </w:t>
       </w:r>
-      <w:bookmarkEnd w:id="47"/>
+      <w:bookmarkEnd w:id="48"/>
       <w:r>
         <w:rPr>
           <w:b/>
@@ -4791,7 +4824,7 @@
           <w:lang w:eastAsia="en-US" w:bidi="en-US"/>
         </w:rPr>
       </w:pPr>
-      <w:bookmarkStart w:id="48" w:name="_Toc213683343"/>
+      <w:bookmarkStart w:id="49" w:name="_Toc213683343"/>
       <w:r>
         <w:rPr>
           <w:b/>
@@ -4800,7 +4833,7 @@
         </w:rPr>
         <w:t>Функция а</w:t>
       </w:r>
-      <w:bookmarkEnd w:id="48"/>
+      <w:bookmarkEnd w:id="49"/>
       <w:r>
         <w:rPr>
           <w:b/>
@@ -4837,7 +4870,7 @@
           <w:bCs/>
         </w:rPr>
       </w:pPr>
-      <w:bookmarkStart w:id="49" w:name="_Toc213683344"/>
+      <w:bookmarkStart w:id="50" w:name="_Toc213683344"/>
       <w:r>
         <w:rPr>
           <w:b/>
@@ -4845,7 +4878,7 @@
         </w:rPr>
         <w:t xml:space="preserve">Функция </w:t>
       </w:r>
-      <w:bookmarkEnd w:id="49"/>
+      <w:bookmarkEnd w:id="50"/>
       <w:r>
         <w:rPr>
           <w:b/>
@@ -4883,17 +4916,16 @@
           <w:lang w:eastAsia="en-US" w:bidi="en-US"/>
         </w:rPr>
       </w:pPr>
-      <w:bookmarkStart w:id="50" w:name="_Toc213683345"/>
+      <w:bookmarkStart w:id="51" w:name="_Toc213683345"/>
       <w:r>
         <w:rPr>
           <w:b/>
           <w:bCs/>
           <w:lang w:eastAsia="en-US" w:bidi="en-US"/>
         </w:rPr>
-        <w:lastRenderedPageBreak/>
         <w:t xml:space="preserve">Функция </w:t>
       </w:r>
-      <w:bookmarkEnd w:id="50"/>
+      <w:bookmarkEnd w:id="51"/>
       <w:r>
         <w:rPr>
           <w:b/>
@@ -4931,7 +4963,7 @@
           <w:lang w:eastAsia="en-US" w:bidi="en-US"/>
         </w:rPr>
       </w:pPr>
-      <w:bookmarkStart w:id="51" w:name="_Toc213683346"/>
+      <w:bookmarkStart w:id="52" w:name="_Toc213683346"/>
       <w:r>
         <w:rPr>
           <w:b/>
@@ -4940,7 +4972,7 @@
         </w:rPr>
         <w:t xml:space="preserve">Функция </w:t>
       </w:r>
-      <w:bookmarkEnd w:id="51"/>
+      <w:bookmarkEnd w:id="52"/>
       <w:r>
         <w:rPr>
           <w:b/>
@@ -4978,7 +5010,7 @@
           <w:lang w:eastAsia="en-US" w:bidi="en-US"/>
         </w:rPr>
       </w:pPr>
-      <w:bookmarkStart w:id="52" w:name="_Toc213683347"/>
+      <w:bookmarkStart w:id="53" w:name="_Toc213683347"/>
       <w:r>
         <w:rPr>
           <w:b/>
@@ -4987,7 +5019,7 @@
         </w:rPr>
         <w:t xml:space="preserve">Функция </w:t>
       </w:r>
-      <w:bookmarkEnd w:id="52"/>
+      <w:bookmarkEnd w:id="53"/>
       <w:r>
         <w:rPr>
           <w:b/>
@@ -5051,21 +5083,20 @@
           <w:lang w:eastAsia="en-US" w:bidi="en-US"/>
         </w:rPr>
       </w:pPr>
-      <w:bookmarkStart w:id="53" w:name="_Toc213683349"/>
-      <w:bookmarkStart w:id="54" w:name="_Toc167667380"/>
-      <w:bookmarkStart w:id="55" w:name="_Toc106427868"/>
+      <w:bookmarkStart w:id="54" w:name="_Toc213683349"/>
+      <w:bookmarkStart w:id="55" w:name="_Toc167667380"/>
+      <w:bookmarkStart w:id="56" w:name="_Toc106427868"/>
       <w:r>
         <w:rPr>
           <w:b/>
           <w:bCs/>
           <w:lang w:eastAsia="en-US" w:bidi="en-US"/>
         </w:rPr>
-        <w:lastRenderedPageBreak/>
         <w:t>Аварийные ситуации</w:t>
       </w:r>
-      <w:bookmarkEnd w:id="53"/>
       <w:bookmarkEnd w:id="54"/>
       <w:bookmarkEnd w:id="55"/>
+      <w:bookmarkEnd w:id="56"/>
     </w:p>
     <w:p>
       <w:pPr>
@@ -5076,9 +5107,9 @@
           <w:lang w:eastAsia="en-US" w:bidi="en-US"/>
         </w:rPr>
       </w:pPr>
-      <w:bookmarkStart w:id="56" w:name="_Toc213683350"/>
-      <w:bookmarkStart w:id="57" w:name="_Toc167667381"/>
-      <w:bookmarkStart w:id="58" w:name="_Toc106427869"/>
+      <w:bookmarkStart w:id="57" w:name="_Toc213683350"/>
+      <w:bookmarkStart w:id="58" w:name="_Toc167667381"/>
+      <w:bookmarkStart w:id="59" w:name="_Toc106427869"/>
       <w:r>
         <w:rPr>
           <w:b/>
@@ -5087,9 +5118,9 @@
         </w:rPr>
         <w:t>Действия в случае несоблюдения условий выполнения технологического процесса, в том числе при длительных отказах технических средств</w:t>
       </w:r>
-      <w:bookmarkEnd w:id="56"/>
       <w:bookmarkEnd w:id="57"/>
       <w:bookmarkEnd w:id="58"/>
+      <w:bookmarkEnd w:id="59"/>
     </w:p>
     <w:p>
       <w:pPr>
@@ -5168,10 +5199,10 @@
           <w:bCs/>
         </w:rPr>
       </w:pPr>
-      <w:bookmarkStart w:id="59" w:name="_Toc213683351"/>
-      <w:bookmarkStart w:id="60" w:name="_Toc167667384"/>
-      <w:bookmarkStart w:id="61" w:name="_Toc106427872"/>
-      <w:bookmarkStart w:id="62" w:name="_Toc105969090"/>
+      <w:bookmarkStart w:id="60" w:name="_Toc213683351"/>
+      <w:bookmarkStart w:id="61" w:name="_Toc167667384"/>
+      <w:bookmarkStart w:id="62" w:name="_Toc106427872"/>
+      <w:bookmarkStart w:id="63" w:name="_Toc105969090"/>
       <w:r>
         <w:rPr>
           <w:b/>
@@ -5179,10 +5210,10 @@
         </w:rPr>
         <w:t>Действия в других аварийных ситуациях</w:t>
       </w:r>
-      <w:bookmarkEnd w:id="59"/>
       <w:bookmarkEnd w:id="60"/>
       <w:bookmarkEnd w:id="61"/>
       <w:bookmarkEnd w:id="62"/>
+      <w:bookmarkEnd w:id="63"/>
     </w:p>
     <w:p>
       <w:pPr>
@@ -5235,21 +5266,20 @@
           <w:lang w:eastAsia="en-US" w:bidi="en-US"/>
         </w:rPr>
       </w:pPr>
-      <w:bookmarkStart w:id="63" w:name="_Toc213683352"/>
-      <w:bookmarkStart w:id="64" w:name="_Toc167667385"/>
-      <w:bookmarkStart w:id="65" w:name="_Toc106427873"/>
+      <w:bookmarkStart w:id="64" w:name="_Toc213683352"/>
+      <w:bookmarkStart w:id="65" w:name="_Toc167667385"/>
+      <w:bookmarkStart w:id="66" w:name="_Toc106427873"/>
       <w:r>
         <w:rPr>
           <w:b/>
           <w:bCs/>
           <w:lang w:eastAsia="en-US" w:bidi="en-US"/>
         </w:rPr>
-        <w:lastRenderedPageBreak/>
         <w:t>Рекомендации по освоению</w:t>
       </w:r>
-      <w:bookmarkEnd w:id="63"/>
       <w:bookmarkEnd w:id="64"/>
       <w:bookmarkEnd w:id="65"/>
+      <w:bookmarkEnd w:id="66"/>
     </w:p>
     <w:p>
       <w:pPr>
@@ -5268,25 +5298,7 @@
         <w:rPr>
           <w:bCs/>
         </w:rPr>
-        <w:t>и</w:t>
-      </w:r>
-      <w:r>
-        <w:rPr>
-          <w:bCs/>
-        </w:rPr>
-        <w:t>нструмент</w:t>
-      </w:r>
-      <w:r>
-        <w:rPr>
-          <w:bCs/>
-        </w:rPr>
-        <w:t>ом</w:t>
-      </w:r>
-      <w:r>
-        <w:rPr>
-          <w:bCs/>
-        </w:rPr>
-        <w:t xml:space="preserve"> для статистического анализа и генерации юнит-тестов</w:t>
+        <w:t>инструментом для статистического анализа и генерации юнит-тестов</w:t>
       </w:r>
       <w:r>
         <w:rPr>
@@ -5357,8 +5369,6 @@
         </w:rPr>
         <w:t xml:space="preserve">, базовые навыки </w:t>
       </w:r>
-      <w:bookmarkStart w:id="66" w:name="_GoBack"/>
-      <w:bookmarkEnd w:id="66"/>
       <w:r>
         <w:rPr>
           <w:lang w:eastAsia="en-US" w:bidi="en-US"/>
@@ -5979,39 +5989,12 @@
   </w:num>
   <w:num w:numId="2">
     <w:abstractNumId w:val="2"/>
-    <w:lvlOverride w:ilvl="0"/>
-    <w:lvlOverride w:ilvl="1"/>
-    <w:lvlOverride w:ilvl="2"/>
-    <w:lvlOverride w:ilvl="3"/>
-    <w:lvlOverride w:ilvl="4"/>
-    <w:lvlOverride w:ilvl="5"/>
-    <w:lvlOverride w:ilvl="6"/>
-    <w:lvlOverride w:ilvl="7"/>
-    <w:lvlOverride w:ilvl="8"/>
   </w:num>
   <w:num w:numId="3">
     <w:abstractNumId w:val="3"/>
-    <w:lvlOverride w:ilvl="0"/>
-    <w:lvlOverride w:ilvl="1"/>
-    <w:lvlOverride w:ilvl="2"/>
-    <w:lvlOverride w:ilvl="3"/>
-    <w:lvlOverride w:ilvl="4"/>
-    <w:lvlOverride w:ilvl="5"/>
-    <w:lvlOverride w:ilvl="6"/>
-    <w:lvlOverride w:ilvl="7"/>
-    <w:lvlOverride w:ilvl="8"/>
   </w:num>
   <w:num w:numId="4">
     <w:abstractNumId w:val="4"/>
-    <w:lvlOverride w:ilvl="0"/>
-    <w:lvlOverride w:ilvl="1"/>
-    <w:lvlOverride w:ilvl="2"/>
-    <w:lvlOverride w:ilvl="3"/>
-    <w:lvlOverride w:ilvl="4"/>
-    <w:lvlOverride w:ilvl="5"/>
-    <w:lvlOverride w:ilvl="6"/>
-    <w:lvlOverride w:ilvl="7"/>
-    <w:lvlOverride w:ilvl="8"/>
   </w:num>
   <w:num w:numId="5">
     <w:abstractNumId w:val="0"/>
@@ -6773,6 +6756,7 @@
   </w:style>
   <w:style w:type="character" w:customStyle="1" w:styleId="40">
     <w:name w:val="Заголовок 4 Знак"/>
+    <w:aliases w:val="vgu_Header4 Знак"/>
     <w:basedOn w:val="a1"/>
     <w:link w:val="4"/>
     <w:uiPriority w:val="9"/>
@@ -6787,6 +6771,7 @@
   </w:style>
   <w:style w:type="character" w:customStyle="1" w:styleId="50">
     <w:name w:val="Заголовок 5 Знак"/>
+    <w:aliases w:val="vgu_Header5 Знак"/>
     <w:basedOn w:val="a1"/>
     <w:link w:val="5"/>
     <w:uiPriority w:val="9"/>
@@ -6800,6 +6785,7 @@
   </w:style>
   <w:style w:type="character" w:customStyle="1" w:styleId="60">
     <w:name w:val="Заголовок 6 Знак"/>
+    <w:aliases w:val="vgu_Header6 Знак"/>
     <w:basedOn w:val="a1"/>
     <w:link w:val="6"/>
     <w:uiPriority w:val="9"/>
@@ -6814,6 +6800,7 @@
   </w:style>
   <w:style w:type="character" w:customStyle="1" w:styleId="70">
     <w:name w:val="Заголовок 7 Знак"/>
+    <w:aliases w:val="vgu_Header7 Знак"/>
     <w:basedOn w:val="a1"/>
     <w:link w:val="7"/>
     <w:uiPriority w:val="9"/>
@@ -6828,6 +6815,7 @@
   </w:style>
   <w:style w:type="character" w:customStyle="1" w:styleId="80">
     <w:name w:val="Заголовок 8 Знак"/>
+    <w:aliases w:val="vgu_Header8 Знак"/>
     <w:basedOn w:val="a1"/>
     <w:link w:val="8"/>
     <w:uiPriority w:val="9"/>
@@ -6842,6 +6830,7 @@
   </w:style>
   <w:style w:type="character" w:customStyle="1" w:styleId="90">
     <w:name w:val="Заголовок 9 Знак"/>
+    <w:aliases w:val="vgu_Header9 Знак"/>
     <w:basedOn w:val="a1"/>
     <w:link w:val="9"/>
     <w:uiPriority w:val="9"/>
